--- a/corpus/docx/level-007/template.docx
+++ b/corpus/docx/level-007/template.docx
@@ -15,22 +15,22 @@
         <w:t xml:space="preserve">{</w:t>
       </w:r>
       <w:r>
-        <w:t xml:space="preserve">{</w:t>
+        <w:t xml:space="preserve">d</w:t>
+      </w:r>
+      <w:r>
+        <w:t xml:space="preserve">.</w:t>
+      </w:r>
+      <w:r>
+        <w:t xml:space="preserve">ti</w:t>
       </w:r>
       <w:r>
         <w:t xml:space="preserve">t</w:t>
       </w:r>
       <w:r>
-        <w:t xml:space="preserve">it</w:t>
-      </w:r>
-      <w:r>
         <w:t xml:space="preserve">l</w:t>
       </w:r>
       <w:r>
-        <w:t xml:space="preserve">e</w:t>
-      </w:r>
-      <w:r>
-        <w:t xml:space="preserve">}}</w:t>
+        <w:t xml:space="preserve">e}</w:t>
       </w:r>
     </w:p>
     <w:p>
@@ -38,22 +38,22 @@
         <w:t xml:space="preserve">{</w:t>
       </w:r>
       <w:r>
-        <w:t xml:space="preserve">{c</w:t>
+        <w:t xml:space="preserve">d.</w:t>
       </w:r>
       <w:r>
-        <w:t xml:space="preserve">us</w:t>
+        <w:t xml:space="preserve">cu</w:t>
       </w:r>
       <w:r>
-        <w:t xml:space="preserve">t</w:t>
+        <w:t xml:space="preserve">s</w:t>
       </w:r>
       <w:r>
-        <w:t xml:space="preserve">om</w:t>
+        <w:t xml:space="preserve">to</w:t>
       </w:r>
       <w:r>
-        <w:t xml:space="preserve">er</w:t>
+        <w:t xml:space="preserve">me</w:t>
       </w:r>
       <w:r>
-        <w:t xml:space="preserve">}}</w:t>
+        <w:t xml:space="preserve">r}</w:t>
       </w:r>
     </w:p>
     <w:p>
@@ -61,22 +61,22 @@
         <w:t xml:space="preserve">{</w:t>
       </w:r>
       <w:r>
-        <w:t xml:space="preserve">{</w:t>
-      </w:r>
-      <w:r>
-        <w:t xml:space="preserve">sp</w:t>
-      </w:r>
-      <w:r>
-        <w:t xml:space="preserve">a</w:t>
-      </w:r>
-      <w:r>
-        <w:t xml:space="preserve">ce</w:t>
-      </w:r>
-      <w:r>
         <w:t xml:space="preserve">d</w:t>
       </w:r>
       <w:r>
-        <w:t xml:space="preserve">}}</w:t>
+        <w:t xml:space="preserve">.s</w:t>
+      </w:r>
+      <w:r>
+        <w:t xml:space="preserve">p</w:t>
+      </w:r>
+      <w:r>
+        <w:t xml:space="preserve">ac</w:t>
+      </w:r>
+      <w:r>
+        <w:t xml:space="preserve">e</w:t>
+      </w:r>
+      <w:r>
+        <w:t xml:space="preserve">d}</w:t>
       </w:r>
     </w:p>
     <w:p>
@@ -84,22 +84,22 @@
         <w:t xml:space="preserve">{</w:t>
       </w:r>
       <w:r>
-        <w:t xml:space="preserve">{l</w:t>
+        <w:t xml:space="preserve">d.</w:t>
       </w:r>
       <w:r>
-        <w:t xml:space="preserve">i</w:t>
+        <w:t xml:space="preserve">l</w:t>
       </w:r>
       <w:r>
-        <w:t xml:space="preserve">te</w:t>
+        <w:t xml:space="preserve">it</w:t>
       </w:r>
       <w:r>
-        <w:t xml:space="preserve">r</w:t>
+        <w:t xml:space="preserve">e</w:t>
       </w:r>
       <w:r>
-        <w:t xml:space="preserve">al</w:t>
+        <w:t xml:space="preserve">ra</w:t>
       </w:r>
       <w:r>
-        <w:t xml:space="preserve">}}</w:t>
+        <w:t xml:space="preserve">l}</w:t>
       </w:r>
     </w:p>
     <w:p>
@@ -107,22 +107,22 @@
         <w:t xml:space="preserve">{</w:t>
       </w:r>
       <w:r>
-        <w:t xml:space="preserve">{</w:t>
+        <w:t xml:space="preserve">d</w:t>
       </w:r>
       <w:r>
-        <w:t xml:space="preserve">c</w:t>
+        <w:t xml:space="preserve">.</w:t>
       </w:r>
       <w:r>
-        <w:t xml:space="preserve">ou</w:t>
+        <w:t xml:space="preserve">co</w:t>
+      </w:r>
+      <w:r>
+        <w:t xml:space="preserve">u</w:t>
       </w:r>
       <w:r>
         <w:t xml:space="preserve">n</w:t>
       </w:r>
       <w:r>
-        <w:t xml:space="preserve">t</w:t>
-      </w:r>
-      <w:r>
-        <w:t xml:space="preserve">}}</w:t>
+        <w:t xml:space="preserve">t}</w:t>
       </w:r>
     </w:p>
     <w:p>
@@ -130,22 +130,22 @@
         <w:t xml:space="preserve">{</w:t>
       </w:r>
       <w:r>
-        <w:t xml:space="preserve">{e</w:t>
+        <w:t xml:space="preserve">d.</w:t>
       </w:r>
       <w:r>
-        <w:t xml:space="preserve">n</w:t>
+        <w:t xml:space="preserve">e</w:t>
       </w:r>
       <w:r>
-        <w:t xml:space="preserve">ab</w:t>
+        <w:t xml:space="preserve">na</w:t>
       </w:r>
       <w:r>
-        <w:t xml:space="preserve">l</w:t>
+        <w:t xml:space="preserve">b</w:t>
       </w:r>
       <w:r>
-        <w:t xml:space="preserve">ed</w:t>
+        <w:t xml:space="preserve">le</w:t>
       </w:r>
       <w:r>
-        <w:t xml:space="preserve">}}</w:t>
+        <w:t xml:space="preserve">d}</w:t>
       </w:r>
     </w:p>
     <w:sectPr>
